--- a/CrossPP/LB_1/Лабораторная_работа_№1_Смирнов_Б.В._КроссПП.docx
+++ b/CrossPP/LB_1/Лабораторная_работа_№1_Смирнов_Б.В._КроссПП.docx
@@ -524,6 +524,7 @@
       </w:pPr>
       <w:r>
         <w:rPr>
+          <w:noProof/>
           <w:lang w:val="ru-RU"/>
         </w:rPr>
         <w:lastRenderedPageBreak/>
@@ -623,6 +624,7 @@
       </w:pPr>
       <w:r>
         <w:rPr>
+          <w:noProof/>
           <w:lang w:val="ru-RU"/>
         </w:rPr>
         <w:drawing>
@@ -739,6 +741,7 @@
       </w:pPr>
       <w:r>
         <w:rPr>
+          <w:noProof/>
           <w:lang w:val="ru-RU"/>
         </w:rPr>
         <w:lastRenderedPageBreak/>
@@ -821,6 +824,7 @@
       </w:pPr>
       <w:r>
         <w:rPr>
+          <w:noProof/>
           <w:lang w:val="ru-RU"/>
         </w:rPr>
         <w:drawing>
@@ -946,6 +950,7 @@
       </w:pPr>
       <w:r>
         <w:rPr>
+          <w:noProof/>
           <w:lang w:val="ru-RU"/>
         </w:rPr>
         <w:drawing>
@@ -1053,13 +1058,19 @@
         <w:rPr>
           <w:lang w:val="ru-RU"/>
         </w:rPr>
-        <w:t>Лейаут</w:t>
+        <w:t>л</w:t>
       </w:r>
       <w:r>
         <w:rPr>
           <w:lang w:val="ru-RU"/>
         </w:rPr>
         <w:t>а</w:t>
+      </w:r>
+      <w:r>
+        <w:rPr>
+          <w:lang w:val="ru-RU"/>
+        </w:rPr>
+        <w:t>йаута</w:t>
       </w:r>
       <w:proofErr w:type="spellEnd"/>
       <w:r>
@@ -1087,6 +1098,7 @@
       </w:pPr>
       <w:r>
         <w:rPr>
+          <w:noProof/>
           <w:lang w:val="ru-RU"/>
         </w:rPr>
         <w:drawing>
@@ -1222,6 +1234,7 @@
       </w:pPr>
       <w:r>
         <w:rPr>
+          <w:noProof/>
           <w:lang w:val="ru-RU"/>
         </w:rPr>
         <w:drawing>
@@ -1295,6 +1308,7 @@
       </w:pPr>
       <w:r>
         <w:rPr>
+          <w:noProof/>
           <w:lang w:val="ru-RU"/>
         </w:rPr>
         <w:drawing>
@@ -1352,6 +1366,9 @@
     <w:p>
       <w:pPr>
         <w:pStyle w:val="Heading2"/>
+        <w:rPr>
+          <w:lang w:val="ru-RU"/>
+        </w:rPr>
       </w:pPr>
       <w:r>
         <w:rPr>
